--- a/public/wcm/documentation/releases/book/chapters/wcm-process-memory-book-ch39.docx
+++ b/public/wcm/documentation/releases/book/chapters/wcm-process-memory-book-ch39.docx
@@ -499,7 +499,7 @@
                 <w:sz w:val="18"/>
                 <w:szCs w:val="18"/>
               </w:rPr>
-              <w:t xml:space="preserve">2026-08-31T04:04:44.305Z</w:t>
+              <w:t xml:space="preserve">2026-08-31T20:48:50.990Z</w:t>
             </w:r>
           </w:p>
         </w:tc>

--- a/public/wcm/documentation/releases/book/chapters/wcm-process-memory-book-ch39.docx
+++ b/public/wcm/documentation/releases/book/chapters/wcm-process-memory-book-ch39.docx
@@ -499,7 +499,7 @@
                 <w:sz w:val="18"/>
                 <w:szCs w:val="18"/>
               </w:rPr>
-              <w:t xml:space="preserve">2026-08-31T20:48:50.990Z</w:t>
+              <w:t xml:space="preserve">2026-08-31T20:50:33.481Z</w:t>
             </w:r>
           </w:p>
         </w:tc>

--- a/public/wcm/documentation/releases/book/chapters/wcm-process-memory-book-ch39.docx
+++ b/public/wcm/documentation/releases/book/chapters/wcm-process-memory-book-ch39.docx
@@ -499,7 +499,7 @@
                 <w:sz w:val="18"/>
                 <w:szCs w:val="18"/>
               </w:rPr>
-              <w:t xml:space="preserve">2026-08-31T20:50:33.481Z</w:t>
+              <w:t xml:space="preserve">2026-08-31T22:48:24.896Z</w:t>
             </w:r>
           </w:p>
         </w:tc>

--- a/public/wcm/documentation/releases/book/chapters/wcm-process-memory-book-ch39.docx
+++ b/public/wcm/documentation/releases/book/chapters/wcm-process-memory-book-ch39.docx
@@ -499,7 +499,7 @@
                 <w:sz w:val="18"/>
                 <w:szCs w:val="18"/>
               </w:rPr>
-              <w:t xml:space="preserve">2026-08-31T22:48:24.896Z</w:t>
+              <w:t xml:space="preserve">2026-09-04T09:44:14.164Z</w:t>
             </w:r>
           </w:p>
         </w:tc>

--- a/public/wcm/documentation/releases/book/chapters/wcm-process-memory-book-ch39.docx
+++ b/public/wcm/documentation/releases/book/chapters/wcm-process-memory-book-ch39.docx
@@ -499,7 +499,7 @@
                 <w:sz w:val="18"/>
                 <w:szCs w:val="18"/>
               </w:rPr>
-              <w:t xml:space="preserve">2026-09-04T09:44:14.164Z</w:t>
+              <w:t xml:space="preserve">2026-09-04T09:44:50.631Z</w:t>
             </w:r>
           </w:p>
         </w:tc>

--- a/public/wcm/documentation/releases/book/chapters/wcm-process-memory-book-ch39.docx
+++ b/public/wcm/documentation/releases/book/chapters/wcm-process-memory-book-ch39.docx
@@ -499,7 +499,7 @@
                 <w:sz w:val="18"/>
                 <w:szCs w:val="18"/>
               </w:rPr>
-              <w:t xml:space="preserve">2026-09-04T09:44:50.631Z</w:t>
+              <w:t xml:space="preserve">2026-09-04T09:45:54.479Z</w:t>
             </w:r>
           </w:p>
         </w:tc>
